--- a/doc/3.project deisgn phase/Proposed Solution Template (2).docx
+++ b/doc/3.project deisgn phase/Proposed Solution Template (2).docx
@@ -5,7 +5,7 @@
     <w:p>
       <w:pPr>
         <w:spacing w:after="0"/>
-        <w:ind w:left="5770" w:right="3475" w:firstLine="710"/>
+        <w:ind w:right="3475"/>
       </w:pPr>
       <w:r>
         <w:rPr>
@@ -49,7 +49,6 @@
         <w:tblCellMar>
           <w:top w:w="48" w:type="dxa"/>
           <w:left w:w="108" w:type="dxa"/>
-          <w:bottom w:w="0" w:type="dxa"/>
           <w:right w:w="212" w:type="dxa"/>
         </w:tblCellMar>
         <w:tblLook w:val="04A0" w:firstRow="1" w:lastRow="0" w:firstColumn="1" w:lastColumn="0" w:noHBand="0" w:noVBand="1"/>
@@ -73,9 +72,6 @@
             </w:tcBorders>
           </w:tcPr>
           <w:p>
-            <w:pPr>
-              <w:spacing w:after="0"/>
-            </w:pPr>
             <w:r>
               <w:t xml:space="preserve">Date </w:t>
             </w:r>
@@ -92,9 +88,6 @@
             </w:tcBorders>
           </w:tcPr>
           <w:p>
-            <w:pPr>
-              <w:spacing w:after="0"/>
-            </w:pPr>
             <w:r>
               <w:t>JUNE 2026</w:t>
             </w:r>
@@ -116,9 +109,6 @@
             </w:tcBorders>
           </w:tcPr>
           <w:p>
-            <w:pPr>
-              <w:spacing w:after="0"/>
-            </w:pPr>
             <w:r>
               <w:t xml:space="preserve">Team ID </w:t>
             </w:r>
@@ -134,11 +124,7 @@
               <w:right w:val="single" w:sz="4" w:space="0" w:color="000000"/>
             </w:tcBorders>
           </w:tcPr>
-          <w:p>
-            <w:pPr>
-              <w:spacing w:after="0"/>
-            </w:pPr>
-          </w:p>
+          <w:p/>
         </w:tc>
       </w:tr>
       <w:tr>
@@ -156,27 +142,23 @@
             </w:tcBorders>
           </w:tcPr>
           <w:p>
+            <w:r>
+              <w:t xml:space="preserve">Project Name </w:t>
+            </w:r>
+          </w:p>
+        </w:tc>
+        <w:tc>
+          <w:tcPr>
+            <w:tcW w:w="4338" w:type="dxa"/>
+            <w:tcBorders>
+              <w:top w:val="single" w:sz="4" w:space="0" w:color="000000"/>
+              <w:left w:val="single" w:sz="4" w:space="0" w:color="000000"/>
+              <w:bottom w:val="single" w:sz="4" w:space="0" w:color="000000"/>
+              <w:right w:val="single" w:sz="4" w:space="0" w:color="000000"/>
+            </w:tcBorders>
+          </w:tcPr>
+          <w:p>
             <w:pPr>
-              <w:spacing w:after="0"/>
-            </w:pPr>
-            <w:r>
-              <w:t xml:space="preserve">Project Name </w:t>
-            </w:r>
-          </w:p>
-        </w:tc>
-        <w:tc>
-          <w:tcPr>
-            <w:tcW w:w="4338" w:type="dxa"/>
-            <w:tcBorders>
-              <w:top w:val="single" w:sz="4" w:space="0" w:color="000000"/>
-              <w:left w:val="single" w:sz="4" w:space="0" w:color="000000"/>
-              <w:bottom w:val="single" w:sz="4" w:space="0" w:color="000000"/>
-              <w:right w:val="single" w:sz="4" w:space="0" w:color="000000"/>
-            </w:tcBorders>
-          </w:tcPr>
-          <w:p>
-            <w:pPr>
-              <w:spacing w:after="0"/>
               <w:jc w:val="both"/>
             </w:pPr>
             <w:r>
@@ -200,9 +182,6 @@
             </w:tcBorders>
           </w:tcPr>
           <w:p>
-            <w:pPr>
-              <w:spacing w:after="0"/>
-            </w:pPr>
             <w:r>
               <w:t xml:space="preserve">Maximum Marks </w:t>
             </w:r>
@@ -219,9 +198,6 @@
             </w:tcBorders>
           </w:tcPr>
           <w:p>
-            <w:pPr>
-              <w:spacing w:after="0"/>
-            </w:pPr>
             <w:r>
               <w:t xml:space="preserve">2 Marks </w:t>
             </w:r>
@@ -264,7 +240,6 @@
         <w:tblCellMar>
           <w:top w:w="48" w:type="dxa"/>
           <w:left w:w="106" w:type="dxa"/>
-          <w:bottom w:w="0" w:type="dxa"/>
           <w:right w:w="69" w:type="dxa"/>
         </w:tblCellMar>
         <w:tblLook w:val="04A0" w:firstRow="1" w:lastRow="0" w:firstColumn="1" w:lastColumn="0" w:noHBand="0" w:noVBand="1"/>
@@ -290,7 +265,6 @@
           </w:tcPr>
           <w:p>
             <w:pPr>
-              <w:spacing w:after="0"/>
               <w:ind w:left="2"/>
             </w:pPr>
             <w:proofErr w:type="spellStart"/>
@@ -320,9 +294,6 @@
             </w:tcBorders>
           </w:tcPr>
           <w:p>
-            <w:pPr>
-              <w:spacing w:after="0"/>
-            </w:pPr>
             <w:r>
               <w:rPr>
                 <w:b/>
@@ -343,7 +314,6 @@
           </w:tcPr>
           <w:p>
             <w:pPr>
-              <w:spacing w:after="0"/>
               <w:ind w:left="2"/>
             </w:pPr>
             <w:r>
@@ -371,7 +341,6 @@
           </w:tcPr>
           <w:p>
             <w:pPr>
-              <w:spacing w:after="0"/>
               <w:ind w:left="286"/>
             </w:pPr>
             <w:r>
@@ -399,9 +368,6 @@
             </w:tcBorders>
           </w:tcPr>
           <w:p>
-            <w:pPr>
-              <w:spacing w:after="0"/>
-            </w:pPr>
             <w:r>
               <w:rPr>
                 <w:color w:val="222222"/>
@@ -425,7 +391,6 @@
           </w:tcPr>
           <w:p>
             <w:pPr>
-              <w:spacing w:after="0"/>
               <w:ind w:left="2"/>
             </w:pPr>
             <w:r>
@@ -458,7 +423,6 @@
           </w:tcPr>
           <w:p>
             <w:pPr>
-              <w:spacing w:after="0"/>
               <w:ind w:left="286"/>
             </w:pPr>
             <w:r>
@@ -486,9 +450,6 @@
             </w:tcBorders>
           </w:tcPr>
           <w:p>
-            <w:pPr>
-              <w:spacing w:after="0"/>
-            </w:pPr>
             <w:r>
               <w:rPr>
                 <w:color w:val="222222"/>
@@ -512,7 +473,6 @@
           </w:tcPr>
           <w:p>
             <w:pPr>
-              <w:spacing w:after="0"/>
               <w:ind w:left="2"/>
             </w:pPr>
             <w:r>
@@ -545,7 +505,6 @@
           </w:tcPr>
           <w:p>
             <w:pPr>
-              <w:spacing w:after="0"/>
               <w:ind w:left="286"/>
             </w:pPr>
             <w:r>
@@ -573,9 +532,6 @@
             </w:tcBorders>
           </w:tcPr>
           <w:p>
-            <w:pPr>
-              <w:spacing w:after="0"/>
-            </w:pPr>
             <w:r>
               <w:rPr>
                 <w:color w:val="222222"/>
@@ -599,7 +555,6 @@
           </w:tcPr>
           <w:p>
             <w:pPr>
-              <w:spacing w:after="0"/>
               <w:ind w:left="2"/>
             </w:pPr>
             <w:r>
@@ -624,7 +579,6 @@
           </w:tcPr>
           <w:p>
             <w:pPr>
-              <w:spacing w:after="0"/>
               <w:ind w:left="286"/>
             </w:pPr>
             <w:r>
@@ -652,9 +606,6 @@
             </w:tcBorders>
           </w:tcPr>
           <w:p>
-            <w:pPr>
-              <w:spacing w:after="0"/>
-            </w:pPr>
             <w:r>
               <w:rPr>
                 <w:color w:val="222222"/>
@@ -678,7 +629,6 @@
           </w:tcPr>
           <w:p>
             <w:pPr>
-              <w:spacing w:after="0"/>
               <w:ind w:left="2" w:right="10"/>
             </w:pPr>
             <w:r>
@@ -703,7 +653,6 @@
           </w:tcPr>
           <w:p>
             <w:pPr>
-              <w:spacing w:after="0"/>
               <w:ind w:left="286"/>
             </w:pPr>
             <w:r>
@@ -731,9 +680,6 @@
             </w:tcBorders>
           </w:tcPr>
           <w:p>
-            <w:pPr>
-              <w:spacing w:after="0"/>
-            </w:pPr>
             <w:r>
               <w:rPr>
                 <w:color w:val="222222"/>
@@ -757,7 +703,6 @@
           </w:tcPr>
           <w:p>
             <w:pPr>
-              <w:spacing w:after="0"/>
               <w:ind w:left="2"/>
             </w:pPr>
             <w:r>
@@ -782,7 +727,6 @@
           </w:tcPr>
           <w:p>
             <w:pPr>
-              <w:spacing w:after="0"/>
               <w:ind w:left="286"/>
             </w:pPr>
             <w:r>
@@ -810,9 +754,6 @@
             </w:tcBorders>
           </w:tcPr>
           <w:p>
-            <w:pPr>
-              <w:spacing w:after="0"/>
-            </w:pPr>
             <w:r>
               <w:rPr>
                 <w:color w:val="222222"/>
@@ -833,7 +774,6 @@
           </w:tcPr>
           <w:p>
             <w:pPr>
-              <w:spacing w:after="0"/>
               <w:ind w:left="2"/>
             </w:pPr>
             <w:r>
